--- a/docs/Chapter5_Conclusions_and_Recommendations.docx
+++ b/docs/Chapter5_Conclusions_and_Recommendations.docx
@@ -336,6 +336,10 @@
         <w:gridCol w:w="4970"/>
       </w:tblGrid>
       <w:tr>
+        <w:trPr>
+          <w:cantSplit/>
+          <w:tblHeader/>
+        </w:trPr>
         <w:tc>
           <w:tcPr>
             <w:tcW w:type="dxa" w:w="700"/>
@@ -431,6 +435,10 @@
         </w:tc>
       </w:tr>
       <w:tr>
+        <w:trPr>
+          <w:cantSplit/>
+          <w:tblHeader w:val="false"/>
+        </w:trPr>
         <w:tc>
           <w:tcPr>
             <w:tcW w:type="dxa" w:w="700"/>
@@ -526,6 +534,10 @@
         </w:tc>
       </w:tr>
       <w:tr>
+        <w:trPr>
+          <w:cantSplit/>
+          <w:tblHeader w:val="false"/>
+        </w:trPr>
         <w:tc>
           <w:tcPr>
             <w:tcW w:type="dxa" w:w="700"/>
@@ -621,6 +633,10 @@
         </w:tc>
       </w:tr>
       <w:tr>
+        <w:trPr>
+          <w:cantSplit/>
+          <w:tblHeader w:val="false"/>
+        </w:trPr>
         <w:tc>
           <w:tcPr>
             <w:tcW w:type="dxa" w:w="700"/>
@@ -716,6 +732,10 @@
         </w:tc>
       </w:tr>
       <w:tr>
+        <w:trPr>
+          <w:cantSplit/>
+          <w:tblHeader w:val="false"/>
+        </w:trPr>
         <w:tc>
           <w:tcPr>
             <w:tcW w:type="dxa" w:w="700"/>
@@ -811,6 +831,10 @@
         </w:tc>
       </w:tr>
       <w:tr>
+        <w:trPr>
+          <w:cantSplit/>
+          <w:tblHeader w:val="false"/>
+        </w:trPr>
         <w:tc>
           <w:tcPr>
             <w:tcW w:type="dxa" w:w="700"/>
@@ -2007,6 +2031,10 @@
         <w:gridCol w:w="2670"/>
       </w:tblGrid>
       <w:tr>
+        <w:trPr>
+          <w:cantSplit/>
+          <w:tblHeader/>
+        </w:trPr>
         <w:tc>
           <w:tcPr>
             <w:tcW w:type="dxa" w:w="1200"/>
@@ -2133,6 +2161,10 @@
         </w:tc>
       </w:tr>
       <w:tr>
+        <w:trPr>
+          <w:cantSplit/>
+          <w:tblHeader w:val="false"/>
+        </w:trPr>
         <w:tc>
           <w:tcPr>
             <w:tcW w:type="dxa" w:w="1200"/>
@@ -2259,6 +2291,10 @@
         </w:tc>
       </w:tr>
       <w:tr>
+        <w:trPr>
+          <w:cantSplit/>
+          <w:tblHeader w:val="false"/>
+        </w:trPr>
         <w:tc>
           <w:tcPr>
             <w:tcW w:type="dxa" w:w="1200"/>
@@ -2385,6 +2421,10 @@
         </w:tc>
       </w:tr>
       <w:tr>
+        <w:trPr>
+          <w:cantSplit/>
+          <w:tblHeader w:val="false"/>
+        </w:trPr>
         <w:tc>
           <w:tcPr>
             <w:tcW w:type="dxa" w:w="1200"/>
@@ -2511,6 +2551,10 @@
         </w:tc>
       </w:tr>
       <w:tr>
+        <w:trPr>
+          <w:cantSplit/>
+          <w:tblHeader w:val="false"/>
+        </w:trPr>
         <w:tc>
           <w:tcPr>
             <w:tcW w:type="dxa" w:w="1200"/>
@@ -2637,6 +2681,10 @@
         </w:tc>
       </w:tr>
       <w:tr>
+        <w:trPr>
+          <w:cantSplit/>
+          <w:tblHeader w:val="false"/>
+        </w:trPr>
         <w:tc>
           <w:tcPr>
             <w:tcW w:type="dxa" w:w="1200"/>
@@ -2763,6 +2811,10 @@
         </w:tc>
       </w:tr>
       <w:tr>
+        <w:trPr>
+          <w:cantSplit/>
+          <w:tblHeader w:val="false"/>
+        </w:trPr>
         <w:tc>
           <w:tcPr>
             <w:tcW w:type="dxa" w:w="1200"/>
@@ -2889,6 +2941,10 @@
         </w:tc>
       </w:tr>
       <w:tr>
+        <w:trPr>
+          <w:cantSplit/>
+          <w:tblHeader w:val="false"/>
+        </w:trPr>
         <w:tc>
           <w:tcPr>
             <w:tcW w:type="dxa" w:w="1200"/>
@@ -3015,6 +3071,10 @@
         </w:tc>
       </w:tr>
       <w:tr>
+        <w:trPr>
+          <w:cantSplit/>
+          <w:tblHeader w:val="false"/>
+        </w:trPr>
         <w:tc>
           <w:tcPr>
             <w:tcW w:type="dxa" w:w="1200"/>
@@ -3141,6 +3201,10 @@
         </w:tc>
       </w:tr>
       <w:tr>
+        <w:trPr>
+          <w:cantSplit/>
+          <w:tblHeader w:val="false"/>
+        </w:trPr>
         <w:tc>
           <w:tcPr>
             <w:tcW w:type="dxa" w:w="1200"/>

--- a/docs/Chapter5_Conclusions_and_Recommendations.docx
+++ b/docs/Chapter5_Conclusions_and_Recommendations.docx
@@ -178,7 +178,7 @@
           <w:szCs w:val="26"/>
           <w:rtl/>
         </w:rPr>
-        <w:t xml:space="preserve"> این پژوهش را — که در سراسرِ فصولِ پیشین به‌صورتِ پراکنده معرفی شده بودند — در یک‌جا فهرست و برجسته می‌کند؛ و سوم، بر پایه‌ی محدودیت‌های مستندشده در بخشِ ۴-۱۲، </w:t>
+        <w:t xml:space="preserve"> این پژوهش را، که در سراسرِ فصولِ پیشین به‌صورتِ پراکنده معرفی شده بودند، در یک‌جا فهرست و برجسته می‌کند؛ و سوم، بر پایه‌ی محدودیت‌های مستندشده در بخشِ ۴-۱۲، </w:t>
       </w:r>
       <w:r>
         <w:rPr>
@@ -250,7 +250,7 @@
           <w:szCs w:val="26"/>
           <w:rtl/>
         </w:rPr>
-        <w:t xml:space="preserve">مسئله‌ی اصلیِ این پژوهش، طراحی و اعتبارسنجیِ صادقانه‌ی یک سامانه‌ی یادگیریِ ماشین برای پشتیبانی از تصمیمِ اجرایِ استراتژیِ اختیارِ خریدِ پوشش‌داده‌شده (Covered Call) روی نمادهای بورسِ اوراق بهادارِ تهران بود — بازاری که، برخلافِ بازارهای توسعه‌یافته، دارای ویژگی‌های ساختاریِ متمایز (دامنه‌ی نوسانِ روزانه‌ی محدود، رویدادهای شرکتیِ مکرر و پرنوسان، و بی‌ثباتیِ ارزیِ زمینه‌ای) است که هم فرصت‌ها و هم چالش‌های خاصِ خود را برایِ مدل‌سازیِ پیش‌بینانه ایجاد می‌کند.</w:t>
+        <w:t xml:space="preserve">مسئله‌ی اصلیِ این پژوهش، طراحی و اعتبارسنجیِ صادقانه‌ی یک سامانه‌ی یادگیریِ ماشین برای پشتیبانی از تصمیمِ اجرایِ استراتژیِ اختیارِ خریدِ پوشش‌داده‌شده (Covered Call) روی نمادهای بورسِ اوراق بهادارِ تهران بود، بازاری که، برخلافِ بازارهای توسعه‌یافته، دارای ویژگی‌های ساختاریِ متمایز (دامنه‌ی نوسانِ روزانه‌ی محدود، رویدادهای شرکتیِ مکرر و پرنوسان، و بی‌ثباتیِ ارزیِ زمینه‌ای) است که هم فرصت‌ها و هم چالش‌های خاصِ خود را برایِ مدل‌سازیِ پیش‌بینانه ایجاد می‌کند.</w:t>
       </w:r>
     </w:p>
     <w:p>
@@ -271,7 +271,7 @@
           <w:szCs w:val="26"/>
           <w:rtl/>
         </w:rPr>
-        <w:t xml:space="preserve">برای پاسخ به این مسئله، سه هدفِ مشخص دنبال شد: (۱) طراحیِ یک خطِ لوله‌ی کاملاً بدونِ نشتِ اطلاعات که بتواند جهتِ حرکتِ قیمت را با ابزارهای متنوعِ یادگیریِ ماشین (از مدل‌های درختی تا شبکه‌های عصبیِ دنباله‌ای) پیش‌بینی کند؛ (۲) اتصالِ این پیش‌بینی به یک موتورِ بک‌تستِ مالیِ واقع‌گرایانه که تصمیماتِ معاملاتی را بر پایه‌ی گیت‌های اقتصادی (نه صرفاً خروجیِ خامِ مدل) اتخاذ کند؛ و (۳) اثباتِ کمّیِ اهمیتِ صداقتِ روش‌شناختی، از طریقِ مقایسه‌ی مستقیم با یک مسیرِ کنترلیِ عمداً دارای نشتِ اطلاعات. رویکردِ اتخاذشده برای این اهداف — معماریِ یازده‌مرحله‌ای، تورنمنتِ نُه‌مدلی، اعتبارسنجیِ غلتانِ زمانی با override ایمنی، و چارچوبِ HONEST/FRAUD — به‌طورِ کامل در فصلِ سوم مستند شد و نتایجِ عددیِ آن در فصلِ چهارم گزارش و تحلیل شد.</w:t>
+        <w:t xml:space="preserve">برای پاسخ به این مسئله، سه هدفِ مشخص دنبال شد: (۱) طراحیِ یک خطِ لوله‌ی کاملاً بدونِ نشتِ اطلاعات که بتواند جهتِ حرکتِ قیمت را با ابزارهای متنوعِ یادگیریِ ماشین (از مدل‌های درختی تا شبکه‌های عصبیِ دنباله‌ای) پیش‌بینی کند؛ (۲) اتصالِ این پیش‌بینی به یک موتورِ بک‌تستِ مالیِ واقع‌گرایانه که تصمیماتِ معاملاتی را بر پایه‌ی گیت‌های اقتصادی (نه صرفاً خروجیِ خامِ مدل) اتخاذ کند؛ و (۳) اثباتِ کمّیِ اهمیتِ صداقتِ روش‌شناختی، از طریقِ مقایسه‌ی مستقیم با یک مسیرِ کنترلیِ عمداً دارای نشتِ اطلاعات. رویکردِ اتخاذشده برای این اهداف، معماریِ یازده‌مرحله‌ای، تورنمنتِ نُه‌مدلی، اعتبارسنجیِ غلتانِ زمانی با override ایمنی، و چارچوبِ HONEST/FRAUD، به‌طورِ کامل در فصلِ سوم مستند شد و نتایجِ عددیِ آن در فصلِ چهارم گزارش و تحلیل شد.</w:t>
       </w:r>
     </w:p>
     <w:p>
@@ -315,7 +315,7 @@
           <w:szCs w:val="26"/>
           <w:rtl/>
         </w:rPr>
-        <w:t xml:space="preserve">جدولِ ۱ پنج پرسشِ اصلیِ پژوهش — که در فصلِ اول مطرح شدند — را در کنارِ پاسخِ مستندِ هرکدام، بر پایه‌ی شواهدِ عددیِ فصلِ چهارم، خلاصه می‌کند.</w:t>
+        <w:t xml:space="preserve">جدولِ ۱ پنج پرسشِ اصلیِ پژوهش، که در فصلِ اول مطرح شدند، را در کنارِ پاسخِ مستندِ هرکدام، بر پایه‌ی شواهدِ عددیِ فصلِ چهارم، خلاصه می‌کند.</w:t>
       </w:r>
     </w:p>
     <w:tbl>
@@ -528,7 +528,7 @@
                 <w:szCs w:val="18"/>
                 <w:rtl/>
               </w:rPr>
-              <w:t xml:space="preserve">بله، اما با مهارتِ محدود: میانگینِ AUC نهاییِ ۵۴.۴٪ (بخشِ ۴-۵) — بالاتر از ۵۰٪ تصادفی، اما در محدوده‌ی سقفِ عملیِ شناخته‌شده‌ی ادبیات، نه یک مزیتِ چشمگیر.</w:t>
+              <w:t xml:space="preserve">بله، اما با مهارتِ محدود: میانگینِ AUC نهاییِ ۵۴.۴٪ (بخشِ ۴-۵)، بالاتر از ۵۰٪ تصادفی، اما در محدوده‌ی سقفِ عملیِ شناخته‌شده‌ی ادبیات، نه یک مزیتِ چشمگیر.</w:t>
             </w:r>
           </w:p>
         </w:tc>
@@ -825,7 +825,7 @@
                 <w:szCs w:val="18"/>
                 <w:rtl/>
               </w:rPr>
-              <w:t xml:space="preserve">در اکثریتِ نمونه بله: در ۵ از ۶ نماد CC از BnH پیشی گرفت، با نسبت‌های Sortino به‌طورِ سازگار بالاتر از Sharpe — نشانه‌ی نقشِ حفاظتی در برابرِ نوسانِ نزولی (بخشِ ۴-۶).</w:t>
+              <w:t xml:space="preserve">در اکثریتِ نمونه بله: در ۵ از ۶ نماد CC از BnH پیشی گرفت، با نسبت‌های Sortino به‌طورِ سازگار بالاتر از Sharpe، نشانه‌ی نقشِ حفاظتی در برابرِ نوسانِ نزولی (بخشِ ۴-۶).</w:t>
             </w:r>
           </w:p>
         </w:tc>
@@ -924,7 +924,7 @@
                 <w:szCs w:val="18"/>
                 <w:rtl/>
               </w:rPr>
-              <w:t xml:space="preserve">بله، به‌طورِ سیستماتیک در معیارِ طبقه‌بندی (۵ از ۶ نماد)؛ اما رابطه‌ی آن با بازدهیِ نهاییِ بک‌تست مطلق نیست (یک استثنا در Fulad) — نتیجه‌گیری‌ای که باید با احتیاطِ علمی بیان شود (بخشِ ۴-۹).</w:t>
+              <w:t xml:space="preserve">بله، به‌طورِ سیستماتیک در معیارِ طبقه‌بندی (۵ از ۶ نماد)؛ اما رابطه‌ی آن با بازدهیِ نهاییِ بک‌تست مطلق نیست (یک استثنا در Fulad)، نتیجه‌گیری‌ای که باید با احتیاطِ علمی بیان شود (بخشِ ۴-۹).</w:t>
             </w:r>
           </w:p>
         </w:tc>
@@ -967,7 +967,7 @@
           <w:szCs w:val="26"/>
           <w:rtl/>
         </w:rPr>
-        <w:t xml:space="preserve">فراتر از این پنج پرسشِ مستقیم، دو یافته‌ی روش‌شناختیِ فرادست نیز از این پژوهش حاصل شد: نخست، مکانیزمِ اعتبارسنجیِ غلتانِ زمانی و override ایمنی — که در طراحیِ اولیه صرفاً یک لایه‌ی احتیاطی تصور می‌شد — در عمل یک نقشِ حیاتی و غیرِقابلِ‌حذف ایفا کرد: بدونِ آن، نتیجه‌ی نمادِ VebMellat (با AUC خامِ ۸۴.۸٪، پیش از افت به ۳۹.۴٪ در Walk-Forward) می‌توانست به‌اشتباه به‌عنوانِ دستاوردِ برجسته‌ی این پژوهش گزارش شود. دوم، الگویِ تکرارشونده‌ی «داده‌ی جدید مؤثر است، تنظیمِ بیشترِ مدل مؤثر نیست» (پرسش‌های ۲ و ۳) یک درسِ عمومی‌تر درباره‌ی جهت‌گیریِ پژوهش‌های آینده در این حوزه به‌دست می‌دهد — درسی که مبنای بخشِ ۵-۶ این فصل قرار می‌گیرد.</w:t>
+        <w:t xml:space="preserve">فراتر از این پنج پرسشِ مستقیم، دو یافته‌ی روش‌شناختیِ فرادست نیز از این پژوهش حاصل شد: نخست، مکانیزمِ اعتبارسنجیِ غلتانِ زمانی و override ایمنی، که در طراحیِ اولیه صرفاً یک لایه‌ی احتیاطی تصور می‌شد، در عمل یک نقشِ حیاتی و غیرِقابلِ‌حذف ایفا کرد: بدونِ آن، نتیجه‌ی نمادِ VebMellat (با AUC خامِ ۸۴.۸٪، پیش از افت به ۳۹.۴٪ در Walk-Forward) می‌توانست به‌اشتباه به‌عنوانِ دستاوردِ برجسته‌ی این پژوهش گزارش شود. دوم، الگویِ تکرارشونده‌ی «داده‌ی جدید مؤثر است، تنظیمِ بیشترِ مدل مؤثر نیست» (پرسش‌های ۲ و ۳) یک درسِ عمومی‌تر درباره‌ی جهت‌گیریِ پژوهش‌های آینده در این حوزه به‌دست می‌دهد، درسی که مبنای بخشِ ۵-۶ این فصل قرار می‌گیرد.</w:t>
       </w:r>
     </w:p>
     <w:p>
@@ -1011,7 +1011,7 @@
           <w:szCs w:val="26"/>
           <w:rtl/>
         </w:rPr>
-        <w:t xml:space="preserve">شکلِ ۱ چهار سهمِ اصلیِ این پژوهش را — که هرکدام در فصولِ پیشین به‌تفصیل مستند شدند — به‌طورِ خلاصه نشان می‌دهد.</w:t>
+        <w:t xml:space="preserve">شکلِ ۱ چهار سهمِ اصلیِ این پژوهش را، که هرکدام در فصولِ پیشین به‌تفصیل مستند شدند، به‌طورِ خلاصه نشان می‌دهد.</w:t>
       </w:r>
     </w:p>
     <w:p>
@@ -1117,7 +1117,7 @@
           <w:szCs w:val="26"/>
           <w:rtl/>
         </w:rPr>
-        <w:t xml:space="preserve">برخلافِ بسیاری از پژوهش‌های پیش‌بینیِ مالی که یافته‌های خود را تنها بر پایه‌ی یک خطِ لوله‌ی «صحیح» گزارش می‌کنند، این پژوهش یک مسیرِ کنترلیِ موازیِ عمداً دارای نشتِ اطلاعات (FRAUD) پیاده‌سازی کرد تا هزینه‌ی کمّیِ نشتِ داده را — نه صرفاً به‌صورتِ نظری، بلکه با اعدادِ واقعی — نشان دهد. این چارچوب، سهمی است که فراتر از حوزه‌ی خاصِ Covered Call یا بورسِ تهران قابلِ‌تعمیم است: هر پژوهشگری که مدعیِ روش‌شناسیِ «بدونِ نشت» است، می‌تواند از همین الگو برای اثباتِ کمّیِ ادعای خود استفاده کند.</w:t>
+        <w:t xml:space="preserve">برخلافِ بسیاری از پژوهش‌های پیش‌بینیِ مالی که یافته‌های خود را تنها بر پایه‌ی یک خطِ لوله‌ی «صحیح» گزارش می‌کنند، این پژوهش یک مسیرِ کنترلیِ موازیِ عمداً دارای نشتِ اطلاعات (FRAUD) پیاده‌سازی کرد تا هزینه‌ی کمّیِ نشتِ داده را، نه صرفاً به‌صورتِ نظری، بلکه با اعدادِ واقعی، نشان دهد. این چارچوب، سهمی است که فراتر از حوزه‌ی خاصِ Covered Call یا بورسِ تهران قابلِ‌تعمیم است: هر پژوهشگری که مدعیِ روش‌شناسیِ «بدونِ نشت» است، می‌تواند از همین الگو برای اثباتِ کمّیِ ادعای خود استفاده کند.</w:t>
       </w:r>
     </w:p>
     <w:p>
@@ -1199,7 +1199,7 @@
           <w:szCs w:val="26"/>
           <w:rtl/>
         </w:rPr>
-        <w:t xml:space="preserve">پیاده‌سازیِ CNN-LSTM از طریقِ گسترشِ کلاسِ موجودِ LSTM+Attention (به‌جایِ ایجادِ یک مسیرِ کاملاً جدا) و ورودِ کاملِ آن به تورنمنت، Stacking/Voting، و Walk-Forward، یک الگویِ مهندسیِ قابلِ‌استفاده برای پژوهش‌های آینده است. مهم‌تر از خودِ معماری، نتیجه‌ی صادقانه‌ی این آزمایش — که مدلِ نهم به بهبود منجر نشد — خودش یک سهمِ علمی است: نشان می‌دهد در این کلاسِ مسئله (داده‌ی جدولیِ متوسط‌اندازه)، افزایشِ پیچیدگیِ معماری بدونِ افزایشِ متناسبِ داده یا بودجه‌ی جست‌وجو، بازدهیِ نزولی دارد.</w:t>
+        <w:t xml:space="preserve">پیاده‌سازیِ CNN-LSTM از طریقِ گسترشِ کلاسِ موجودِ LSTM+Attention (به‌جایِ ایجادِ یک مسیرِ کاملاً جدا) و ورودِ کاملِ آن به تورنمنت، Stacking/Voting، و Walk-Forward، یک الگویِ مهندسیِ قابلِ‌استفاده برای پژوهش‌های آینده است. مهم‌تر از خودِ معماری، نتیجه‌ی صادقانه‌ی این آزمایش، که مدلِ نهم به بهبود منجر نشد، خودش یک سهمِ علمی است: نشان می‌دهد در این کلاسِ مسئله (داده‌ی جدولیِ متوسط‌اندازه)، افزایشِ پیچیدگیِ معماری بدونِ افزایشِ متناسبِ داده یا بودجه‌ی جست‌وجو، بازدهیِ نزولی دارد.</w:t>
       </w:r>
     </w:p>
     <w:p>
@@ -1240,7 +1240,7 @@
           <w:szCs w:val="26"/>
           <w:rtl/>
         </w:rPr>
-        <w:t xml:space="preserve">مکانیزمِ checkpointِ سطحِ-هر-نماد (بخشِ ۳-۱۶-۳)، هرچند صرفاً زیرساختی است و بر نتایجِ علمی اثری ندارد، یک الگویِ عملیِ ارزشمند برایِ هر پژوهشگری است که با محیط‌های محاسباتیِ ناپایدار (مشترک، ابری، یا محدود از نظرِ زمان) کار می‌کند — به‌ویژه در پژوهش‌هایی با بودجه‌ی سنگینِ جست‌وجوی ابرپارامتر که می‌توانند ساعت‌ها زمانِ اجرا نیاز داشته باشند.</w:t>
+        <w:t xml:space="preserve">مکانیزمِ checkpointِ سطحِ-هر-نماد (بخشِ ۳-۱۶-۳)، هرچند صرفاً زیرساختی است و بر نتایجِ علمی اثری ندارد، یک الگویِ عملیِ ارزشمند برایِ هر پژوهشگری است که با محیط‌های محاسباتیِ ناپایدار (مشترک، ابری، یا محدود از نظرِ زمان) کار می‌کند، به‌ویژه در پژوهش‌هایی با بودجه‌ی سنگینِ جست‌وجوی ابرپارامتر که می‌توانند ساعت‌ها زمانِ اجرا نیاز داشته باشند.</w:t>
       </w:r>
     </w:p>
     <w:p>
@@ -1284,7 +1284,7 @@
           <w:szCs w:val="26"/>
           <w:rtl/>
         </w:rPr>
-        <w:t xml:space="preserve">محدودیت‌های روش‌شناختیِ کاملِ این پژوهش در بخشِ ۴-۱۲-۳ با جزئیات مستند شدند. در این‌جا، برای حفظِ پیوستگیِ فصلِ پایانی، تنها خلاصه‌ای از مهم‌ترین محدودیت‌ها — که مستقیماً پیشنهادهای بخشِ ۵-۶ را شکل می‌دهند — بازآورده می‌شود:</w:t>
+        <w:t xml:space="preserve">محدودیت‌های روش‌شناختیِ کاملِ این پژوهش در بخشِ ۴-۱۲-۳ با جزئیات مستند شدند. در این‌جا، برای حفظِ پیوستگیِ فصلِ پایانی، تنها خلاصه‌ای از مهم‌ترین محدودیت‌ها، که مستقیماً پیشنهادهای بخشِ ۵-۶ را شکل می‌دهند، بازآورده می‌شود:</w:t>
       </w:r>
     </w:p>
     <w:p>
@@ -1362,7 +1362,7 @@
           <w:szCs w:val="26"/>
           <w:rtl/>
         </w:rPr>
-        <w:t xml:space="preserve">محیطِ اجرایِ تنها-CPU، بودجۀ Optuna برایِ مدل‌های عصبی را به ۲۵ trial محدود کرد — عاملی که در ناپایداریِ CNN-LSTM سهیم بود.</w:t>
+        <w:t xml:space="preserve">محیطِ اجرایِ تنها-CPU، بودجۀ Optuna برایِ مدل‌های عصبی را به ۲۵ trial محدود کرد، عاملی که در ناپایداریِ CNN-LSTM سهیم بود.</w:t>
       </w:r>
     </w:p>
     <w:p>
@@ -1458,7 +1458,7 @@
           <w:szCs w:val="26"/>
           <w:rtl/>
         </w:rPr>
-        <w:t xml:space="preserve">بر پایه‌ی یافته‌های فصلِ چهارم و محدودیت‌های بخشِ قبل، پیشنهادهای این بخش در چهار دسته — داده، مدل/روش، استراتژیِ معاملاتی، و زیرساخت — سازمان‌دهی شده‌اند. اولویتِ کلی، طبقِ توصیه‌ی صریحِ بخشِ ۴-۱۲-۱، به‌سمتِ گسترشِ منابعِ داده است، نه صرفاً تنظیمِ بیشترِ مدل‌های موجود.</w:t>
+        <w:t xml:space="preserve">بر پایه‌ی یافته‌های فصلِ چهارم و محدودیت‌های بخشِ قبل، پیشنهادهای این بخش در چهار دسته، داده، مدل/روش، استراتژیِ معاملاتی، و زیرساخت، سازمان‌دهی شده‌اند. اولویتِ کلی، طبقِ توصیه‌ی صریحِ بخشِ ۴-۱۲-۱، به‌سمتِ گسترشِ منابعِ داده است، نه صرفاً تنظیمِ بیشترِ مدل‌های موجود.</w:t>
       </w:r>
     </w:p>
     <w:p>
@@ -1504,7 +1504,7 @@
           <w:szCs w:val="26"/>
           <w:rtl/>
         </w:rPr>
-        <w:t xml:space="preserve">ورود/خروجِ پولِ حقیقی و حقوقی: به‌محضِ دسترس‌شدنِ یک منبعِ جایگزینِ معتبر برایِ داده‌ی TSETMC، این فیچر — که سیگنالِ رفتارِ معامله‌گران را، نه صرفاً خودِ قیمت، به مدل اضافه می‌کند — بالاترین اولویت را برای آزمایش دارد؛ الگویِ بارگذاریِ اختیاریِ فیچرِ دلار (بخشِ ۳-۴-۳) مستقیماً برایِ این کار قابلِ‌استفاده مجدد است.</w:t>
+        <w:t xml:space="preserve">ورود/خروجِ پولِ حقیقی و حقوقی: به‌محضِ دسترس‌شدنِ یک منبعِ جایگزینِ معتبر برایِ داده‌ی TSETMC، این فیچر، که سیگنالِ رفتارِ معامله‌گران را، نه صرفاً خودِ قیمت، به مدل اضافه می‌کند، بالاترین اولویت را برای آزمایش دارد؛ الگویِ بارگذاریِ اختیاریِ فیچرِ دلار (بخشِ ۳-۴-۳) مستقیماً برایِ این کار قابلِ‌استفاده مجدد است.</w:t>
       </w:r>
     </w:p>
     <w:p>
@@ -1556,7 +1556,7 @@
           <w:szCs w:val="26"/>
           <w:rtl/>
         </w:rPr>
-        <w:t xml:space="preserve">فیچرهای کلانِ اقتصادیِ بیشتر: شاخصِ کلِ بورس، نرخِ تورمِ ماهانه، و نرخِ سودِ بین‌بانکی — با همان رویکردِ محافظه‌کارانه‌ی به‌کاررفته برایِ دلار (استفاده از بازده/انحراف، نه سطحِ خام، برایِ جلوگیری از نشتِ «زمان»).</w:t>
+        <w:t xml:space="preserve">فیچرهای کلانِ اقتصادیِ بیشتر: شاخصِ کلِ بورس، نرخِ تورمِ ماهانه، و نرخِ سودِ بین‌بانکی، با همان رویکردِ محافظه‌کارانه‌ی به‌کاررفته برایِ دلار (استفاده از بازده/انحراف، نه سطحِ خام، برایِ جلوگیری از نشتِ «زمان»).</w:t>
       </w:r>
     </w:p>
     <w:p>
@@ -1628,7 +1628,7 @@
           <w:szCs w:val="26"/>
           <w:rtl/>
         </w:rPr>
-        <w:t xml:space="preserve">باریک‌کردنِ فضایِ جست‌وجویِ CNN-LSTM: به‌جایِ رهاکردنِ کاملِ این معماری، محدودکردنِ ابعادِ قابلِ‌تنظیم (مثلاً ثابت‌نگه‌داشتنِ اندازه‌ی کرنل) می‌تواند ریسکِ Overfitting-به-Val را بدونِ افزایشِ بودجه‌ی trial کاهش دهد — گزینه‌ای کم‌هزینه که در بخشِ ۴-۱۲-۲ نیز اشاره شد.</w:t>
+        <w:t xml:space="preserve">باریک‌کردنِ فضایِ جست‌وجویِ CNN-LSTM: به‌جایِ رهاکردنِ کاملِ این معماری، محدودکردنِ ابعادِ قابلِ‌تنظیم (مثلاً ثابت‌نگه‌داشتنِ اندازه‌ی کرنل) می‌تواند ریسکِ Overfitting-به-Val را بدونِ افزایشِ بودجه‌ی trial کاهش دهد، گزینه‌ای کم‌هزینه که در بخشِ ۴-۱۲-۲ نیز اشاره شد.</w:t>
       </w:r>
     </w:p>
     <w:p>
@@ -1654,7 +1654,7 @@
           <w:szCs w:val="26"/>
           <w:rtl/>
         </w:rPr>
-        <w:t xml:space="preserve">مدل‌های بنیادیِ سری‌زمانی (Time-Series Foundation Models): ارزیابیِ مدل‌هایی نظیرِ Chronos یا Toto — که در زمانِ این پژوهش به‌دلیلِ محدودیتِ دسترسی قابلِ‌آزمایش نبودند — به‌عنوانِ یک مدلِ دهم یا جایگزین در تورنمنت، به‌ویژه با توجه به توانِ این مدل‌ها در یادگیریِ انتقالی از داده‌های بازارهای دیگر.</w:t>
+        <w:t xml:space="preserve">مدل‌های بنیادیِ سری‌زمانی (Time-Series Foundation Models): ارزیابیِ مدل‌هایی نظیرِ Chronos یا Toto، که در زمانِ این پژوهش به‌دلیلِ محدودیتِ دسترسی قابلِ‌آزمایش نبودند، به‌عنوانِ یک مدلِ دهم یا جایگزین در تورنمنت، به‌ویژه با توجه به توانِ این مدل‌ها در یادگیریِ انتقالی از داده‌های بازارهای دیگر.</w:t>
       </w:r>
     </w:p>
     <w:p>
@@ -3468,7 +3468,7 @@
           <w:szCs w:val="26"/>
           <w:rtl/>
         </w:rPr>
-        <w:t xml:space="preserve">: فیچرِ کلانِ نرخِ دلار — تنها یک منبعِ جدیدِ اطلاعات — به رتبه‌ی ششم از میانِ صد فیچر رسید، درحالی‌که افزودنِ یک مدلِ نهمِ کاملِ یادگیریِ عمیق، نتیجه‌ی خالصِ منفی/خنثی داشت.</w:t>
+        <w:t xml:space="preserve">: فیچرِ کلانِ نرخِ دلار، تنها یک منبعِ جدیدِ اطلاعات، به رتبه‌ی ششم از میانِ صد فیچر رسید، درحالی‌که افزودنِ یک مدلِ نهمِ کاملِ یادگیریِ عمیق، نتیجه‌ی خالصِ منفی/خنثی داشت.</w:t>
       </w:r>
     </w:p>
     <w:p>
@@ -3489,7 +3489,7 @@
           <w:szCs w:val="26"/>
           <w:rtl/>
         </w:rPr>
-        <w:t xml:space="preserve">این یافته‌ها، در کنارِ چارچوب‌ها، ابزارها و کدِ کاملاً مستندشده‌ی این پژوهش (پیوستِ فنی و مخزنِ کدِ همراه)، پایه‌ای برایِ ادامه‌ی این خط‌ِ پژوهشی فراهم می‌کنند — چه در قالبِ گسترشِ مستقیمِ همین سامانه طبقِ پیشنهادهای بخشِ ۵-۶، و چه در قالبِ به‌کارگیریِ چارچوبِ صداقتِ روش‌شناختیِ آن در پژوهش‌های دیگرِ حوزه‌ی یادگیریِ ماشین برایِ بازارهای مالیِ نوظهور.</w:t>
+        <w:t xml:space="preserve">این یافته‌ها، در کنارِ چارچوب‌ها، ابزارها و کدِ کاملاً مستندشده‌ی این پژوهش (پیوستِ فنی و مخزنِ کدِ همراه)، پایه‌ای برایِ ادامه‌ی این خط‌ِ پژوهشی فراهم می‌کنند، چه در قالبِ گسترشِ مستقیمِ همین سامانه طبقِ پیشنهادهای بخشِ ۵-۶، و چه در قالبِ به‌کارگیریِ چارچوبِ صداقتِ روش‌شناختیِ آن در پژوهش‌های دیگرِ حوزه‌ی یادگیریِ ماشین برایِ بازارهای مالیِ نوظهور.</w:t>
       </w:r>
     </w:p>
     <w:sectPr>

--- a/docs/Chapter5_Conclusions_and_Recommendations.docx
+++ b/docs/Chapter5_Conclusions_and_Recommendations.docx
@@ -946,7 +946,7 @@
           <w:szCs w:val="22"/>
           <w:rtl/>
         </w:rPr>
-        <w:t xml:space="preserve">جدول 1. خلاصۀ پاسخِ مستند به پنج پرسشِ اصلیِ پژوهش</w:t>
+        <w:t xml:space="preserve">جدول ۵-۱. خلاصۀ پاسخِ مستند به پنج پرسشِ اصلیِ پژوهش</w:t>
       </w:r>
     </w:p>
     <w:p>
@@ -1076,7 +1076,7 @@
           <w:szCs w:val="22"/>
           <w:rtl/>
         </w:rPr>
-        <w:t xml:space="preserve">شکل 1. چهار سهمِ اصلیِ این پژوهش نسبت به یک خطِ لولۀ پایۀ پیش‌بینیِ قیمت</w:t>
+        <w:t xml:space="preserve">شکل ۵-۱. چهار سهمِ اصلیِ این پژوهش نسبت به یک خطِ لولۀ پایۀ پیش‌بینیِ قیمت</w:t>
       </w:r>
     </w:p>
     <w:p>
@@ -1988,7 +1988,7 @@
           <w:szCs w:val="22"/>
           <w:rtl/>
         </w:rPr>
-        <w:t xml:space="preserve">شکل 2. نقشه‌راهِ پیشنهادیِ پژوهش‌های آینده</w:t>
+        <w:t xml:space="preserve">شکل ۵-۲. نقشه‌راهِ پیشنهادیِ پژوهش‌های آینده</w:t>
       </w:r>
     </w:p>
     <w:p>
@@ -3347,7 +3347,7 @@
           <w:szCs w:val="22"/>
           <w:rtl/>
         </w:rPr>
-        <w:t xml:space="preserve">جدول 2. اولویت‌بندیِ پیشنهادهای پژوهشِ آینده بر اساسِ اثرِ موردانتظار و پیچیدگیِ اجرایی</w:t>
+        <w:t xml:space="preserve">جدول ۵-۲. اولویت‌بندیِ پیشنهادهای پژوهشِ آینده بر اساسِ اثرِ موردانتظار و پیچیدگیِ اجرایی</w:t>
       </w:r>
     </w:p>
     <w:p>
